--- a/m25de1028_assignment2.docx
+++ b/m25de1028_assignment2.docx
@@ -401,6 +401,41 @@
     </w:p>
     <w:p>
       <w:pPr>
+        <w:jc w:val="center"/>
+        <w:rPr>
+          <w:rFonts w:ascii="Times New Roman" w:hAnsi="Times New Roman"/>
+          <w:b/>
+          <w:bCs/>
+          <w:sz w:val="28"/>
+          <w:szCs w:val="28"/>
+        </w:rPr>
+      </w:pPr>
+      <w:r>
+        <w:rPr>
+          <w:rFonts w:ascii="Times New Roman" w:hAnsi="Times New Roman"/>
+          <w:b/>
+          <w:bCs/>
+          <w:sz w:val="28"/>
+          <w:szCs w:val="28"/>
+        </w:rPr>
+        <w:t xml:space="preserve">GitHub Link – </w:t>
+      </w:r>
+      <w:hyperlink r:id="rId7" w:history="1">
+        <w:r>
+          <w:rPr>
+            <w:rStyle w:val="Hyperlink"/>
+            <w:rFonts w:ascii="Times New Roman" w:hAnsi="Times New Roman"/>
+            <w:b/>
+            <w:bCs/>
+            <w:sz w:val="28"/>
+            <w:szCs w:val="28"/>
+          </w:rPr>
+          <w:t>Assignment 2</w:t>
+        </w:r>
+      </w:hyperlink>
+    </w:p>
+    <w:p>
+      <w:pPr>
         <w:rPr>
           <w:rFonts w:ascii="Times New Roman" w:hAnsi="Times New Roman"/>
           <w:sz w:val="24"/>
@@ -426,20 +461,6 @@
       <w:pPr>
         <w:rPr>
           <w:rFonts w:ascii="Verdana" w:hAnsi="Verdana"/>
-        </w:rPr>
-      </w:pPr>
-    </w:p>
-    <w:p>
-      <w:pPr>
-        <w:rPr>
-          <w:rFonts w:ascii="Verdana" w:hAnsi="Verdana"/>
-        </w:rPr>
-      </w:pPr>
-    </w:p>
-    <w:p>
-      <w:pPr>
-        <w:rPr>
-          <w:rFonts w:ascii="Verdana" w:hAnsi="Verdana"/>
           <w:b/>
           <w:bCs/>
           <w:sz w:val="28"/>
@@ -504,6 +525,7 @@
       <w:r>
         <w:rPr>
           <w:rFonts w:ascii="Verdana" w:hAnsi="Verdana"/>
+          <w:noProof/>
         </w:rPr>
         <w:drawing>
           <wp:inline distT="0" distB="0" distL="0" distR="0" wp14:anchorId="5AE18361" wp14:editId="6B0C615E">
@@ -521,7 +543,7 @@
                     <pic:cNvPicPr/>
                   </pic:nvPicPr>
                   <pic:blipFill>
-                    <a:blip r:embed="rId7"/>
+                    <a:blip r:embed="rId8"/>
                     <a:stretch>
                       <a:fillRect/>
                     </a:stretch>
@@ -796,6 +818,7 @@
       <w:r>
         <w:rPr>
           <w:rFonts w:ascii="Verdana" w:hAnsi="Verdana"/>
+          <w:noProof/>
         </w:rPr>
         <w:drawing>
           <wp:inline distT="0" distB="0" distL="0" distR="0" wp14:anchorId="24AB9236" wp14:editId="5D74087D">
@@ -813,7 +836,7 @@
                     <pic:cNvPicPr/>
                   </pic:nvPicPr>
                   <pic:blipFill>
-                    <a:blip r:embed="rId8"/>
+                    <a:blip r:embed="rId9"/>
                     <a:stretch>
                       <a:fillRect/>
                     </a:stretch>
@@ -889,6 +912,7 @@
       <w:r>
         <w:rPr>
           <w:rFonts w:ascii="Verdana" w:hAnsi="Verdana"/>
+          <w:noProof/>
         </w:rPr>
         <w:drawing>
           <wp:inline distT="0" distB="0" distL="0" distR="0" wp14:anchorId="7FA75957" wp14:editId="21439B03">
@@ -906,7 +930,7 @@
                     <pic:cNvPicPr/>
                   </pic:nvPicPr>
                   <pic:blipFill>
-                    <a:blip r:embed="rId9"/>
+                    <a:blip r:embed="rId10"/>
                     <a:stretch>
                       <a:fillRect/>
                     </a:stretch>
@@ -959,17 +983,7 @@
           <w:sz w:val="28"/>
           <w:szCs w:val="28"/>
         </w:rPr>
-        <w:t xml:space="preserve">Step 3: </w:t>
-      </w:r>
-      <w:r>
-        <w:rPr>
-          <w:rFonts w:ascii="Verdana" w:hAnsi="Verdana"/>
-          <w:b/>
-          <w:bCs/>
-          <w:sz w:val="28"/>
-          <w:szCs w:val="28"/>
-        </w:rPr>
-        <w:t>Preparing Data for MinHash</w:t>
+        <w:t>Step 3: Preparing Data for MinHash</w:t>
       </w:r>
     </w:p>
     <w:p>
@@ -1035,6 +1049,7 @@
       <w:r>
         <w:rPr>
           <w:rFonts w:ascii="Verdana" w:hAnsi="Verdana"/>
+          <w:noProof/>
         </w:rPr>
         <w:drawing>
           <wp:inline distT="0" distB="0" distL="0" distR="0" wp14:anchorId="0771179D" wp14:editId="4A884C3C">
@@ -1052,7 +1067,7 @@
                     <pic:cNvPicPr/>
                   </pic:nvPicPr>
                   <pic:blipFill>
-                    <a:blip r:embed="rId10"/>
+                    <a:blip r:embed="rId11"/>
                     <a:stretch>
                       <a:fillRect/>
                     </a:stretch>
@@ -1205,6 +1220,7 @@
           <w:rFonts w:ascii="Verdana" w:hAnsi="Verdana"/>
           <w:b/>
           <w:bCs/>
+          <w:noProof/>
           <w:sz w:val="24"/>
           <w:szCs w:val="24"/>
         </w:rPr>
@@ -1224,7 +1240,7 @@
                     <pic:cNvPicPr/>
                   </pic:nvPicPr>
                   <pic:blipFill>
-                    <a:blip r:embed="rId11"/>
+                    <a:blip r:embed="rId12"/>
                     <a:stretch>
                       <a:fillRect/>
                     </a:stretch>
@@ -1377,6 +1393,7 @@
       <w:r>
         <w:rPr>
           <w:rFonts w:ascii="Verdana" w:hAnsi="Verdana"/>
+          <w:noProof/>
         </w:rPr>
         <w:drawing>
           <wp:inline distT="0" distB="0" distL="0" distR="0" wp14:anchorId="470A78A2" wp14:editId="25129C2C">
@@ -1394,7 +1411,7 @@
                     <pic:cNvPicPr/>
                   </pic:nvPicPr>
                   <pic:blipFill>
-                    <a:blip r:embed="rId12"/>
+                    <a:blip r:embed="rId13"/>
                     <a:stretch>
                       <a:fillRect/>
                     </a:stretch>
@@ -1625,17 +1642,7 @@
           <w:szCs w:val="28"/>
         </w:rPr>
         <w:lastRenderedPageBreak/>
-        <w:t xml:space="preserve">Step 4: </w:t>
-      </w:r>
-      <w:r>
-        <w:rPr>
-          <w:rFonts w:ascii="Verdana" w:hAnsi="Verdana"/>
-          <w:b/>
-          <w:bCs/>
-          <w:sz w:val="28"/>
-          <w:szCs w:val="28"/>
-        </w:rPr>
-        <w:t>Locality Sensitive Hashing (LSH)</w:t>
+        <w:t>Step 4: Locality Sensitive Hashing (LSH)</w:t>
       </w:r>
     </w:p>
     <w:p>
@@ -1698,9 +1705,11 @@
             <m:t>b×r=160</m:t>
           </m:r>
           <m:r>
+            <m:rPr>
+              <m:sty m:val="p"/>
+            </m:rPr>
             <w:rPr>
               <w:rFonts w:ascii="Verdana" w:hAnsi="Verdana"/>
-              <w:i/>
             </w:rPr>
             <w:br/>
           </m:r>
@@ -1787,6 +1796,9 @@
             </m:sup>
           </m:sSup>
           <m:r>
+            <m:rPr>
+              <m:sty m:val="p"/>
+            </m:rPr>
             <w:rPr>
               <w:rFonts w:ascii="Verdana" w:hAnsi="Verdana"/>
             </w:rPr>
@@ -1861,6 +1873,7 @@
       <w:r>
         <w:rPr>
           <w:rFonts w:ascii="Verdana" w:hAnsi="Verdana"/>
+          <w:noProof/>
         </w:rPr>
         <w:drawing>
           <wp:inline distT="0" distB="0" distL="0" distR="0" wp14:anchorId="5F02418E" wp14:editId="5CD79530">
@@ -1878,7 +1891,7 @@
                     <pic:cNvPicPr/>
                   </pic:nvPicPr>
                   <pic:blipFill>
-                    <a:blip r:embed="rId13"/>
+                    <a:blip r:embed="rId14"/>
                     <a:stretch>
                       <a:fillRect/>
                     </a:stretch>
@@ -1981,6 +1994,7 @@
       <w:r>
         <w:rPr>
           <w:rFonts w:ascii="Verdana" w:hAnsi="Verdana"/>
+          <w:noProof/>
         </w:rPr>
         <w:drawing>
           <wp:anchor distT="0" distB="0" distL="114300" distR="114300" simplePos="0" relativeHeight="251660288" behindDoc="0" locked="0" layoutInCell="1" allowOverlap="1" wp14:anchorId="328B439C" wp14:editId="2E11A2E9">
@@ -2006,7 +2020,7 @@
                     <pic:cNvPicPr/>
                   </pic:nvPicPr>
                   <pic:blipFill>
-                    <a:blip r:embed="rId14">
+                    <a:blip r:embed="rId15">
                       <a:extLst>
                         <a:ext uri="{28A0092B-C50C-407E-A947-70E740481C1C}">
                           <a14:useLocalDpi xmlns:a14="http://schemas.microsoft.com/office/drawing/2010/main" val="0"/>
@@ -2254,21 +2268,7 @@
           <w:rFonts w:ascii="Verdana" w:hAnsi="Verdana"/>
         </w:rPr>
         <w:br/>
-        <w:t xml:space="preserve">The file </w:t>
-      </w:r>
-      <w:proofErr w:type="spellStart"/>
-      <w:r>
-        <w:rPr>
-          <w:rFonts w:ascii="Verdana" w:hAnsi="Verdana"/>
-        </w:rPr>
-        <w:t>u.data</w:t>
-      </w:r>
-      <w:proofErr w:type="spellEnd"/>
-      <w:r>
-        <w:rPr>
-          <w:rFonts w:ascii="Verdana" w:hAnsi="Verdana"/>
-        </w:rPr>
-        <w:t xml:space="preserve"> contains user IDs, movie IDs, ratings, and timestamps.</w:t>
+        <w:t>The file u.data contains user IDs, movie IDs, ratings, and timestamps.</w:t>
       </w:r>
     </w:p>
     <w:p>
@@ -2295,6 +2295,7 @@
       <w:r>
         <w:rPr>
           <w:rFonts w:ascii="Verdana" w:hAnsi="Verdana"/>
+          <w:noProof/>
         </w:rPr>
         <w:drawing>
           <wp:inline distT="0" distB="0" distL="0" distR="0" wp14:anchorId="3BFFEEA8" wp14:editId="38626C2A">
@@ -2312,7 +2313,7 @@
                     <pic:cNvPicPr/>
                   </pic:nvPicPr>
                   <pic:blipFill>
-                    <a:blip r:embed="rId15"/>
+                    <a:blip r:embed="rId16"/>
                     <a:stretch>
                       <a:fillRect/>
                     </a:stretch>
@@ -2464,6 +2465,7 @@
       <w:r>
         <w:rPr>
           <w:rFonts w:ascii="Verdana" w:hAnsi="Verdana"/>
+          <w:noProof/>
         </w:rPr>
         <w:drawing>
           <wp:inline distT="0" distB="0" distL="0" distR="0" wp14:anchorId="394B866A" wp14:editId="6FB88BAC">
@@ -2481,7 +2483,7 @@
                     <pic:cNvPicPr/>
                   </pic:nvPicPr>
                   <pic:blipFill>
-                    <a:blip r:embed="rId16"/>
+                    <a:blip r:embed="rId17"/>
                     <a:stretch>
                       <a:fillRect/>
                     </a:stretch>
@@ -2581,6 +2583,7 @@
       <w:r>
         <w:rPr>
           <w:rFonts w:ascii="Verdana" w:hAnsi="Verdana"/>
+          <w:noProof/>
         </w:rPr>
         <w:drawing>
           <wp:inline distT="0" distB="0" distL="0" distR="0" wp14:anchorId="672F27EC" wp14:editId="3A070323">
@@ -2598,7 +2601,7 @@
                     <pic:cNvPicPr/>
                   </pic:nvPicPr>
                   <pic:blipFill>
-                    <a:blip r:embed="rId17"/>
+                    <a:blip r:embed="rId18"/>
                     <a:stretch>
                       <a:fillRect/>
                     </a:stretch>
@@ -2695,6 +2698,7 @@
       <w:r>
         <w:rPr>
           <w:rFonts w:ascii="Verdana" w:hAnsi="Verdana"/>
+          <w:noProof/>
         </w:rPr>
         <w:drawing>
           <wp:inline distT="0" distB="0" distL="0" distR="0" wp14:anchorId="15FA7AED" wp14:editId="2E52B540">
@@ -2712,7 +2716,7 @@
                     <pic:cNvPicPr/>
                   </pic:nvPicPr>
                   <pic:blipFill>
-                    <a:blip r:embed="rId18"/>
+                    <a:blip r:embed="rId19"/>
                     <a:stretch>
                       <a:fillRect/>
                     </a:stretch>
@@ -3424,6 +3428,7 @@
       <w:r>
         <w:rPr>
           <w:rFonts w:ascii="Verdana" w:hAnsi="Verdana"/>
+          <w:noProof/>
         </w:rPr>
         <w:drawing>
           <wp:inline distT="0" distB="0" distL="0" distR="0" wp14:anchorId="415CD6B2" wp14:editId="626CF625">
@@ -3441,7 +3446,7 @@
                     <pic:cNvPicPr/>
                   </pic:nvPicPr>
                   <pic:blipFill>
-                    <a:blip r:embed="rId19"/>
+                    <a:blip r:embed="rId20"/>
                     <a:stretch>
                       <a:fillRect/>
                     </a:stretch>
@@ -3525,6 +3530,7 @@
       <w:r>
         <w:rPr>
           <w:rFonts w:ascii="Verdana" w:hAnsi="Verdana"/>
+          <w:noProof/>
         </w:rPr>
         <w:drawing>
           <wp:inline distT="0" distB="0" distL="0" distR="0" wp14:anchorId="2826FA70" wp14:editId="3E0A5423">
@@ -3542,7 +3548,7 @@
                     <pic:cNvPicPr/>
                   </pic:nvPicPr>
                   <pic:blipFill>
-                    <a:blip r:embed="rId20"/>
+                    <a:blip r:embed="rId21"/>
                     <a:stretch>
                       <a:fillRect/>
                     </a:stretch>
@@ -3622,6 +3628,7 @@
       <w:r>
         <w:rPr>
           <w:rFonts w:ascii="Verdana" w:hAnsi="Verdana"/>
+          <w:noProof/>
         </w:rPr>
         <w:drawing>
           <wp:inline distT="0" distB="0" distL="0" distR="0" wp14:anchorId="38484A7D" wp14:editId="15E63021">
@@ -3639,7 +3646,7 @@
                     <pic:cNvPicPr/>
                   </pic:nvPicPr>
                   <pic:blipFill>
-                    <a:blip r:embed="rId21"/>
+                    <a:blip r:embed="rId22"/>
                     <a:stretch>
                       <a:fillRect/>
                     </a:stretch>
@@ -3823,6 +3830,7 @@
       <w:r>
         <w:rPr>
           <w:rFonts w:ascii="Verdana" w:hAnsi="Verdana"/>
+          <w:noProof/>
         </w:rPr>
         <w:drawing>
           <wp:inline distT="0" distB="0" distL="0" distR="0" wp14:anchorId="735374BA" wp14:editId="58506D03">
@@ -3840,7 +3848,7 @@
                     <pic:cNvPicPr/>
                   </pic:nvPicPr>
                   <pic:blipFill>
-                    <a:blip r:embed="rId22"/>
+                    <a:blip r:embed="rId23"/>
                     <a:stretch>
                       <a:fillRect/>
                     </a:stretch>
@@ -3898,6 +3906,7 @@
       <w:r>
         <w:rPr>
           <w:rFonts w:ascii="Verdana" w:hAnsi="Verdana"/>
+          <w:noProof/>
         </w:rPr>
         <w:drawing>
           <wp:inline distT="0" distB="0" distL="0" distR="0" wp14:anchorId="18ECF76B" wp14:editId="78CC4D30">
@@ -3915,7 +3924,7 @@
                     <pic:cNvPicPr/>
                   </pic:nvPicPr>
                   <pic:blipFill>
-                    <a:blip r:embed="rId23"/>
+                    <a:blip r:embed="rId24"/>
                     <a:stretch>
                       <a:fillRect/>
                     </a:stretch>
@@ -4042,6 +4051,7 @@
       <w:r>
         <w:rPr>
           <w:rFonts w:ascii="Verdana" w:hAnsi="Verdana"/>
+          <w:noProof/>
         </w:rPr>
         <w:drawing>
           <wp:inline distT="0" distB="0" distL="0" distR="0" wp14:anchorId="7502233C" wp14:editId="6E084B1E">
@@ -4059,7 +4069,7 @@
                     <pic:cNvPicPr/>
                   </pic:nvPicPr>
                   <pic:blipFill>
-                    <a:blip r:embed="rId24"/>
+                    <a:blip r:embed="rId25"/>
                     <a:stretch>
                       <a:fillRect/>
                     </a:stretch>
@@ -4143,6 +4153,7 @@
       <w:r>
         <w:rPr>
           <w:rFonts w:ascii="Verdana" w:hAnsi="Verdana"/>
+          <w:noProof/>
         </w:rPr>
         <w:drawing>
           <wp:inline distT="0" distB="0" distL="0" distR="0" wp14:anchorId="307CCE8B" wp14:editId="67A95C1A">
@@ -4160,7 +4171,7 @@
                     <pic:cNvPicPr/>
                   </pic:nvPicPr>
                   <pic:blipFill>
-                    <a:blip r:embed="rId25"/>
+                    <a:blip r:embed="rId26"/>
                     <a:stretch>
                       <a:fillRect/>
                     </a:stretch>
@@ -4283,6 +4294,7 @@
       <w:r>
         <w:rPr>
           <w:rFonts w:ascii="Verdana" w:hAnsi="Verdana"/>
+          <w:noProof/>
         </w:rPr>
         <w:drawing>
           <wp:inline distT="0" distB="0" distL="0" distR="0" wp14:anchorId="7945CB38" wp14:editId="2BE1D5FF">
@@ -4300,7 +4312,7 @@
                     <pic:cNvPicPr/>
                   </pic:nvPicPr>
                   <pic:blipFill>
-                    <a:blip r:embed="rId26"/>
+                    <a:blip r:embed="rId27"/>
                     <a:stretch>
                       <a:fillRect/>
                     </a:stretch>
@@ -4451,6 +4463,7 @@
       <w:r>
         <w:rPr>
           <w:rFonts w:ascii="Verdana" w:hAnsi="Verdana"/>
+          <w:noProof/>
         </w:rPr>
         <w:drawing>
           <wp:inline distT="0" distB="0" distL="0" distR="0" wp14:anchorId="639F3556" wp14:editId="382CAC5C">
@@ -4468,7 +4481,7 @@
                     <pic:cNvPicPr/>
                   </pic:nvPicPr>
                   <pic:blipFill>
-                    <a:blip r:embed="rId27"/>
+                    <a:blip r:embed="rId28"/>
                     <a:stretch>
                       <a:fillRect/>
                     </a:stretch>
@@ -4598,6 +4611,7 @@
       <w:r>
         <w:rPr>
           <w:rFonts w:ascii="Verdana" w:hAnsi="Verdana"/>
+          <w:noProof/>
         </w:rPr>
         <w:drawing>
           <wp:anchor distT="0" distB="0" distL="114300" distR="114300" simplePos="0" relativeHeight="251661312" behindDoc="0" locked="0" layoutInCell="1" allowOverlap="1" wp14:anchorId="2288BF70" wp14:editId="45EEE239">
@@ -4623,7 +4637,7 @@
                     <pic:cNvPicPr/>
                   </pic:nvPicPr>
                   <pic:blipFill>
-                    <a:blip r:embed="rId28">
+                    <a:blip r:embed="rId29">
                       <a:extLst>
                         <a:ext uri="{28A0092B-C50C-407E-A947-70E740481C1C}">
                           <a14:useLocalDpi xmlns:a14="http://schemas.microsoft.com/office/drawing/2010/main" val="0"/>
@@ -7466,6 +7480,7 @@
   <w:style w:type="character" w:default="1" w:styleId="DefaultParagraphFont">
     <w:name w:val="Default Paragraph Font"/>
     <w:uiPriority w:val="1"/>
+    <w:semiHidden/>
     <w:unhideWhenUsed/>
   </w:style>
   <w:style w:type="table" w:default="1" w:styleId="TableNormal">
@@ -7849,6 +7864,18 @@
       </w:tblBorders>
     </w:tblPr>
   </w:style>
+  <w:style w:type="character" w:styleId="UnresolvedMention">
+    <w:name w:val="Unresolved Mention"/>
+    <w:basedOn w:val="DefaultParagraphFont"/>
+    <w:uiPriority w:val="99"/>
+    <w:semiHidden/>
+    <w:unhideWhenUsed/>
+    <w:rsid w:val="006328D7"/>
+    <w:rPr>
+      <w:color w:val="605E5C"/>
+      <w:shd w:val="clear" w:color="auto" w:fill="E1DFDD"/>
+    </w:rPr>
+  </w:style>
 </w:styles>
 </file>
 
